--- a/-REQUERIMENTODECARTORIO.docx
+++ b/-REQUERIMENTODECARTORIO.docx
@@ -6,11 +6,6 @@
       <w:pPr>
         <w:pStyle w:val="Standard"/>
         <w:spacing w:after="0" w:line="240" w:lineRule="auto"/>
-        <w:rPr>
-          <w:rFonts w:ascii="Arial" w:hAnsi="Arial" w:cs="Arial"/>
-          <w:sz w:val="24"/>
-          <w:szCs w:val="24"/>
-        </w:rPr>
       </w:pPr>
       <w:r>
         <w:rPr>
@@ -31,6 +26,7 @@
       <w:r>
         <w:rPr>
           <w:rFonts w:ascii="Arial" w:hAnsi="Arial" w:cs="Arial"/>
+          <w:b w:val="0"/>
           <w:sz w:val="24"/>
           <w:szCs w:val="24"/>
         </w:rPr>
@@ -39,6 +35,7 @@
       <w:r>
         <w:rPr>
           <w:rFonts w:ascii="Arial" w:hAnsi="Arial" w:cs="Arial"/>
+          <w:b w:val="0"/>
           <w:sz w:val="24"/>
           <w:szCs w:val="24"/>
         </w:rPr>
@@ -47,6 +44,7 @@
       <w:r>
         <w:rPr>
           <w:rFonts w:ascii="Arial" w:hAnsi="Arial" w:cs="Arial"/>
+          <w:b w:val="0"/>
           <w:sz w:val="24"/>
           <w:szCs w:val="24"/>
         </w:rPr>
@@ -70,15 +68,11 @@
         <w:pStyle w:val="Standard"/>
         <w:spacing w:after="0" w:line="240" w:lineRule="auto"/>
         <w:jc w:val="both"/>
-        <w:rPr>
-          <w:rFonts w:ascii="Arial" w:hAnsi="Arial" w:cs="Arial"/>
-          <w:sz w:val="24"/>
-          <w:szCs w:val="24"/>
-        </w:rPr>
-      </w:pPr>
-      <w:r>
-        <w:rPr>
-          <w:rFonts w:ascii="Arial" w:hAnsi="Arial" w:cs="Arial"/>
+      </w:pPr>
+      <w:r>
+        <w:rPr>
+          <w:rFonts w:ascii="Arial" w:hAnsi="Arial" w:cs="Arial"/>
+          <w:b w:val="0"/>
           <w:sz w:val="24"/>
           <w:szCs w:val="24"/>
         </w:rPr>
@@ -87,6 +81,7 @@
       <w:r>
         <w:rPr>
           <w:rFonts w:ascii="Arial" w:hAnsi="Arial" w:cs="Arial"/>
+          <w:b w:val="0"/>
           <w:sz w:val="24"/>
           <w:szCs w:val="24"/>
         </w:rPr>
@@ -95,6 +90,7 @@
       <w:r>
         <w:rPr>
           <w:rFonts w:ascii="Arial" w:hAnsi="Arial" w:cs="Arial"/>
+          <w:b w:val="0"/>
           <w:sz w:val="24"/>
           <w:szCs w:val="24"/>
         </w:rPr>
@@ -103,6 +99,7 @@
       <w:r>
         <w:rPr>
           <w:rFonts w:ascii="Arial" w:hAnsi="Arial" w:cs="Arial"/>
+          <w:b w:val="0"/>
           <w:sz w:val="24"/>
           <w:szCs w:val="24"/>
         </w:rPr>
@@ -111,6 +108,7 @@
       <w:r>
         <w:rPr>
           <w:rFonts w:ascii="Arial" w:hAnsi="Arial" w:cs="Arial"/>
+          <w:b w:val="0"/>
           <w:sz w:val="24"/>
           <w:szCs w:val="24"/>
         </w:rPr>
@@ -119,14 +117,25 @@
       <w:r>
         <w:rPr>
           <w:rFonts w:ascii="Arial" w:hAnsi="Arial" w:cs="Arial"/>
-          <w:sz w:val="24"/>
-          <w:szCs w:val="24"/>
-        </w:rPr>
-        <w:t xml:space="preserve">proprietário, brasileiro, </w:t>
-      </w:r>
-      <w:r>
-        <w:rPr>
-          <w:rFonts w:ascii="Arial" w:hAnsi="Arial" w:cs="Arial"/>
+          <w:bCs/>
+          <w:sz w:val="24"/>
+          <w:szCs w:val="24"/>
+        </w:rPr>
+        <w:t>proprietário</w:t>
+      </w:r>
+      <w:r>
+        <w:rPr>
+          <w:rFonts w:ascii="Arial" w:hAnsi="Arial" w:cs="Arial"/>
+          <w:color w:val="000000"/>
+          <w:sz w:val="24"/>
+          <w:szCs w:val="24"/>
+        </w:rPr>
+        <w:t xml:space="preserve">, brasileiro, </w:t>
+      </w:r>
+      <w:r>
+        <w:rPr>
+          <w:rFonts w:ascii="Arial" w:hAnsi="Arial" w:cs="Arial"/>
+          <w:color w:val="000000"/>
           <w:sz w:val="24"/>
           <w:szCs w:val="24"/>
         </w:rPr>
@@ -135,6 +144,8 @@
       <w:r>
         <w:rPr>
           <w:rFonts w:ascii="Arial" w:hAnsi="Arial" w:cs="Arial"/>
+          <w:b w:val="0"/>
+          <w:color w:val="000000"/>
           <w:sz w:val="24"/>
           <w:szCs w:val="24"/>
         </w:rPr>
@@ -143,6 +154,7 @@
       <w:r>
         <w:rPr>
           <w:rFonts w:ascii="Arial" w:hAnsi="Arial" w:cs="Arial"/>
+          <w:color w:val="000000"/>
           <w:sz w:val="24"/>
           <w:szCs w:val="24"/>
         </w:rPr>
@@ -151,14 +163,35 @@
       <w:r>
         <w:rPr>
           <w:rFonts w:ascii="Arial" w:hAnsi="Arial" w:cs="Arial"/>
-          <w:sz w:val="24"/>
-          <w:szCs w:val="24"/>
-        </w:rPr>
-        <w:t>(PROFISSAO_REQUERENTE_1)</w:t>
-      </w:r>
-      <w:r>
-        <w:rPr>
-          <w:rFonts w:ascii="Arial" w:hAnsi="Arial" w:cs="Arial"/>
+          <w:color w:val="000000"/>
+          <w:sz w:val="24"/>
+          <w:szCs w:val="24"/>
+        </w:rPr>
+        <w:t>(</w:t>
+      </w:r>
+      <w:r>
+        <w:rPr>
+          <w:rFonts w:ascii="Arial" w:hAnsi="Arial" w:cs="Arial"/>
+          <w:b w:val="0"/>
+          <w:color w:val="000000"/>
+          <w:sz w:val="24"/>
+          <w:szCs w:val="24"/>
+        </w:rPr>
+        <w:t>PROFISSAO_REQUERENTE_1</w:t>
+      </w:r>
+      <w:r>
+        <w:rPr>
+          <w:rFonts w:ascii="Arial" w:hAnsi="Arial" w:cs="Arial"/>
+          <w:color w:val="000000"/>
+          <w:sz w:val="24"/>
+          <w:szCs w:val="24"/>
+        </w:rPr>
+        <w:t>)</w:t>
+      </w:r>
+      <w:r>
+        <w:rPr>
+          <w:rFonts w:ascii="Arial" w:hAnsi="Arial" w:cs="Arial"/>
+          <w:color w:val="000000"/>
           <w:sz w:val="24"/>
           <w:szCs w:val="24"/>
         </w:rPr>
@@ -167,6 +200,7 @@
       <w:r>
         <w:rPr>
           <w:rFonts w:ascii="Arial" w:hAnsi="Arial" w:cs="Arial"/>
+          <w:color w:val="000000"/>
           <w:sz w:val="24"/>
           <w:szCs w:val="24"/>
         </w:rPr>
@@ -175,6 +209,8 @@
       <w:r>
         <w:rPr>
           <w:rFonts w:ascii="Arial" w:hAnsi="Arial" w:cs="Arial"/>
+          <w:b w:val="0"/>
+          <w:color w:val="000000"/>
           <w:sz w:val="24"/>
           <w:szCs w:val="24"/>
         </w:rPr>
@@ -183,6 +219,7 @@
       <w:r>
         <w:rPr>
           <w:rFonts w:ascii="Arial" w:hAnsi="Arial" w:cs="Arial"/>
+          <w:color w:val="000000"/>
           <w:sz w:val="24"/>
           <w:szCs w:val="24"/>
         </w:rPr>
@@ -191,6 +228,7 @@
       <w:r>
         <w:rPr>
           <w:rFonts w:ascii="Arial" w:hAnsi="Arial" w:cs="Arial"/>
+          <w:color w:val="000000"/>
           <w:sz w:val="24"/>
           <w:szCs w:val="24"/>
         </w:rPr>
@@ -199,6 +237,7 @@
       <w:r>
         <w:rPr>
           <w:rFonts w:ascii="Arial" w:hAnsi="Arial" w:cs="Arial"/>
+          <w:color w:val="000000"/>
           <w:sz w:val="24"/>
           <w:szCs w:val="24"/>
         </w:rPr>
@@ -207,14 +246,35 @@
       <w:r>
         <w:rPr>
           <w:rFonts w:ascii="Arial" w:hAnsi="Arial" w:cs="Arial"/>
-          <w:sz w:val="24"/>
-          <w:szCs w:val="24"/>
-        </w:rPr>
-        <w:t>(ORGAO_RG_REQUERENTE_1)</w:t>
-      </w:r>
-      <w:r>
-        <w:rPr>
-          <w:rFonts w:ascii="Arial" w:hAnsi="Arial" w:cs="Arial"/>
+          <w:color w:val="000000"/>
+          <w:sz w:val="24"/>
+          <w:szCs w:val="24"/>
+        </w:rPr>
+        <w:t>(</w:t>
+      </w:r>
+      <w:r>
+        <w:rPr>
+          <w:rFonts w:ascii="Arial" w:hAnsi="Arial" w:cs="Arial"/>
+          <w:b w:val="0"/>
+          <w:color w:val="000000"/>
+          <w:sz w:val="24"/>
+          <w:szCs w:val="24"/>
+        </w:rPr>
+        <w:t>ORGAO_RG_REQUERENTE_1</w:t>
+      </w:r>
+      <w:r>
+        <w:rPr>
+          <w:rFonts w:ascii="Arial" w:hAnsi="Arial" w:cs="Arial"/>
+          <w:color w:val="000000"/>
+          <w:sz w:val="24"/>
+          <w:szCs w:val="24"/>
+        </w:rPr>
+        <w:t>)</w:t>
+      </w:r>
+      <w:r>
+        <w:rPr>
+          <w:rFonts w:ascii="Arial" w:hAnsi="Arial" w:cs="Arial"/>
+          <w:color w:val="000000"/>
           <w:sz w:val="24"/>
           <w:szCs w:val="24"/>
         </w:rPr>
@@ -223,6 +283,7 @@
       <w:r>
         <w:rPr>
           <w:rFonts w:ascii="Arial" w:hAnsi="Arial" w:cs="Arial"/>
+          <w:color w:val="000000"/>
           <w:sz w:val="24"/>
           <w:szCs w:val="24"/>
         </w:rPr>
@@ -231,6 +292,8 @@
       <w:r>
         <w:rPr>
           <w:rFonts w:ascii="Arial" w:hAnsi="Arial" w:cs="Arial"/>
+          <w:b w:val="0"/>
+          <w:color w:val="000000"/>
           <w:sz w:val="24"/>
           <w:szCs w:val="24"/>
         </w:rPr>
@@ -239,6 +302,7 @@
       <w:r>
         <w:rPr>
           <w:rFonts w:ascii="Arial" w:hAnsi="Arial" w:cs="Arial"/>
+          <w:color w:val="000000"/>
           <w:sz w:val="24"/>
           <w:szCs w:val="24"/>
         </w:rPr>
@@ -247,6 +311,7 @@
       <w:r>
         <w:rPr>
           <w:rFonts w:ascii="Arial" w:hAnsi="Arial" w:cs="Arial"/>
+          <w:color w:val="000000"/>
           <w:sz w:val="24"/>
           <w:szCs w:val="24"/>
         </w:rPr>
@@ -255,6 +320,7 @@
       <w:r>
         <w:rPr>
           <w:rFonts w:ascii="Arial" w:hAnsi="Arial" w:cs="Arial"/>
+          <w:color w:val="000000"/>
           <w:sz w:val="24"/>
           <w:szCs w:val="24"/>
         </w:rPr>
@@ -263,6 +329,7 @@
       <w:r>
         <w:rPr>
           <w:rFonts w:ascii="Arial" w:hAnsi="Arial" w:cs="Arial"/>
+          <w:color w:val="000000"/>
           <w:sz w:val="24"/>
           <w:szCs w:val="24"/>
         </w:rPr>
@@ -271,6 +338,8 @@
       <w:r>
         <w:rPr>
           <w:rFonts w:ascii="Arial" w:hAnsi="Arial" w:cs="Arial"/>
+          <w:b w:val="0"/>
+          <w:color w:val="000000"/>
           <w:sz w:val="24"/>
           <w:szCs w:val="24"/>
         </w:rPr>
@@ -279,6 +348,8 @@
       <w:r>
         <w:rPr>
           <w:rFonts w:ascii="Arial" w:hAnsi="Arial" w:cs="Arial"/>
+          <w:b w:val="0"/>
+          <w:color w:val="000000"/>
           <w:sz w:val="24"/>
           <w:szCs w:val="24"/>
         </w:rPr>
@@ -287,14 +358,36 @@
       <w:r>
         <w:rPr>
           <w:rFonts w:ascii="Arial" w:hAnsi="Arial" w:cs="Arial"/>
-          <w:sz w:val="24"/>
-          <w:szCs w:val="24"/>
-        </w:rPr>
-        <w:t xml:space="preserve">, lavradora, C.I. n°. </w:t>
-      </w:r>
-      <w:r>
-        <w:rPr>
-          <w:rFonts w:ascii="Arial" w:hAnsi="Arial" w:cs="Arial"/>
+          <w:bCs/>
+          <w:color w:val="000000"/>
+          <w:sz w:val="24"/>
+          <w:szCs w:val="24"/>
+        </w:rPr>
+        <w:t>,</w:t>
+      </w:r>
+      <w:r>
+        <w:rPr>
+          <w:rFonts w:ascii="Arial" w:hAnsi="Arial" w:cs="Arial"/>
+          <w:b w:val="0"/>
+          <w:color w:val="000000"/>
+          <w:sz w:val="24"/>
+          <w:szCs w:val="24"/>
+        </w:rPr>
+        <w:t xml:space="preserve"> </w:t>
+      </w:r>
+      <w:r>
+        <w:rPr>
+          <w:rFonts w:ascii="Arial" w:hAnsi="Arial" w:cs="Arial"/>
+          <w:color w:val="000000"/>
+          <w:sz w:val="24"/>
+          <w:szCs w:val="24"/>
+        </w:rPr>
+        <w:t xml:space="preserve">lavradora, C.I. n°. </w:t>
+      </w:r>
+      <w:r>
+        <w:rPr>
+          <w:rFonts w:ascii="Arial" w:hAnsi="Arial" w:cs="Arial"/>
+          <w:color w:val="000000"/>
           <w:sz w:val="24"/>
           <w:szCs w:val="24"/>
         </w:rPr>
@@ -303,6 +396,8 @@
       <w:r>
         <w:rPr>
           <w:rFonts w:ascii="Arial" w:hAnsi="Arial" w:cs="Arial"/>
+          <w:b w:val="0"/>
+          <w:color w:val="000000"/>
           <w:sz w:val="24"/>
           <w:szCs w:val="24"/>
         </w:rPr>
@@ -311,6 +406,7 @@
       <w:r>
         <w:rPr>
           <w:rFonts w:ascii="Arial" w:hAnsi="Arial" w:cs="Arial"/>
+          <w:color w:val="000000"/>
           <w:sz w:val="24"/>
           <w:szCs w:val="24"/>
         </w:rPr>
@@ -319,6 +415,7 @@
       <w:r>
         <w:rPr>
           <w:rFonts w:ascii="Arial" w:hAnsi="Arial" w:cs="Arial"/>
+          <w:color w:val="000000"/>
           <w:sz w:val="24"/>
           <w:szCs w:val="24"/>
         </w:rPr>
@@ -327,14 +424,35 @@
       <w:r>
         <w:rPr>
           <w:rFonts w:ascii="Arial" w:hAnsi="Arial" w:cs="Arial"/>
-          <w:sz w:val="24"/>
-          <w:szCs w:val="24"/>
-        </w:rPr>
-        <w:t>(ORGAO_RG_REQUERENTE_2)</w:t>
-      </w:r>
-      <w:r>
-        <w:rPr>
-          <w:rFonts w:ascii="Arial" w:hAnsi="Arial" w:cs="Arial"/>
+          <w:color w:val="000000"/>
+          <w:sz w:val="24"/>
+          <w:szCs w:val="24"/>
+        </w:rPr>
+        <w:t>(</w:t>
+      </w:r>
+      <w:r>
+        <w:rPr>
+          <w:rFonts w:ascii="Arial" w:hAnsi="Arial" w:cs="Arial"/>
+          <w:b w:val="0"/>
+          <w:color w:val="000000"/>
+          <w:sz w:val="24"/>
+          <w:szCs w:val="24"/>
+        </w:rPr>
+        <w:t>ORGAO_RG_REQUERENTE_2</w:t>
+      </w:r>
+      <w:r>
+        <w:rPr>
+          <w:rFonts w:ascii="Arial" w:hAnsi="Arial" w:cs="Arial"/>
+          <w:color w:val="000000"/>
+          <w:sz w:val="24"/>
+          <w:szCs w:val="24"/>
+        </w:rPr>
+        <w:t>)</w:t>
+      </w:r>
+      <w:r>
+        <w:rPr>
+          <w:rFonts w:ascii="Arial" w:hAnsi="Arial" w:cs="Arial"/>
+          <w:color w:val="000000"/>
           <w:sz w:val="24"/>
           <w:szCs w:val="24"/>
         </w:rPr>
@@ -343,6 +461,7 @@
       <w:r>
         <w:rPr>
           <w:rFonts w:ascii="Arial" w:hAnsi="Arial" w:cs="Arial"/>
+          <w:color w:val="000000"/>
           <w:sz w:val="24"/>
           <w:szCs w:val="24"/>
         </w:rPr>
@@ -351,6 +470,8 @@
       <w:r>
         <w:rPr>
           <w:rFonts w:ascii="Arial" w:hAnsi="Arial" w:cs="Arial"/>
+          <w:b w:val="0"/>
+          <w:color w:val="000000"/>
           <w:sz w:val="24"/>
           <w:szCs w:val="24"/>
         </w:rPr>
@@ -359,6 +480,7 @@
       <w:r>
         <w:rPr>
           <w:rFonts w:ascii="Arial" w:hAnsi="Arial" w:cs="Arial"/>
+          <w:color w:val="000000"/>
           <w:sz w:val="24"/>
           <w:szCs w:val="24"/>
         </w:rPr>
@@ -367,6 +489,7 @@
       <w:r>
         <w:rPr>
           <w:rFonts w:ascii="Arial" w:hAnsi="Arial" w:cs="Arial"/>
+          <w:color w:val="000000"/>
           <w:sz w:val="24"/>
           <w:szCs w:val="24"/>
         </w:rPr>
@@ -375,6 +498,7 @@
       <w:r>
         <w:rPr>
           <w:rFonts w:ascii="Arial" w:hAnsi="Arial" w:cs="Arial"/>
+          <w:color w:val="000000"/>
           <w:sz w:val="24"/>
           <w:szCs w:val="24"/>
         </w:rPr>
@@ -383,6 +507,8 @@
       <w:r>
         <w:rPr>
           <w:rFonts w:ascii="Arial" w:hAnsi="Arial" w:cs="Arial"/>
+          <w:b w:val="0"/>
+          <w:color w:val="000000"/>
           <w:sz w:val="24"/>
           <w:szCs w:val="24"/>
         </w:rPr>
@@ -391,6 +517,7 @@
       <w:r>
         <w:rPr>
           <w:rFonts w:ascii="Arial" w:hAnsi="Arial" w:cs="Arial"/>
+          <w:color w:val="000000"/>
           <w:sz w:val="24"/>
           <w:szCs w:val="24"/>
         </w:rPr>
@@ -399,6 +526,7 @@
       <w:r>
         <w:rPr>
           <w:rFonts w:ascii="Arial" w:hAnsi="Arial" w:cs="Arial"/>
+          <w:color w:val="000000"/>
           <w:sz w:val="24"/>
           <w:szCs w:val="24"/>
         </w:rPr>
@@ -407,6 +535,7 @@
       <w:r>
         <w:rPr>
           <w:rFonts w:ascii="Arial" w:hAnsi="Arial" w:cs="Arial"/>
+          <w:color w:val="000000"/>
           <w:sz w:val="24"/>
           <w:szCs w:val="24"/>
         </w:rPr>
@@ -415,6 +544,8 @@
       <w:r>
         <w:rPr>
           <w:rFonts w:ascii="Arial" w:hAnsi="Arial" w:cs="Arial"/>
+          <w:b w:val="0"/>
+          <w:color w:val="000000"/>
           <w:sz w:val="24"/>
           <w:szCs w:val="24"/>
         </w:rPr>
@@ -423,6 +554,7 @@
       <w:r>
         <w:rPr>
           <w:rFonts w:ascii="Arial" w:hAnsi="Arial" w:cs="Arial"/>
+          <w:color w:val="000000"/>
           <w:sz w:val="24"/>
           <w:szCs w:val="24"/>
         </w:rPr>
@@ -431,6 +563,7 @@
       <w:r>
         <w:rPr>
           <w:rFonts w:ascii="Arial" w:hAnsi="Arial" w:cs="Arial"/>
+          <w:color w:val="000000"/>
           <w:sz w:val="24"/>
           <w:szCs w:val="24"/>
         </w:rPr>
@@ -439,6 +572,7 @@
       <w:r>
         <w:rPr>
           <w:rFonts w:ascii="Arial" w:hAnsi="Arial" w:cs="Arial"/>
+          <w:color w:val="000000"/>
           <w:sz w:val="24"/>
           <w:szCs w:val="24"/>
         </w:rPr>
@@ -447,6 +581,8 @@
       <w:r>
         <w:rPr>
           <w:rFonts w:ascii="Arial" w:hAnsi="Arial" w:cs="Arial"/>
+          <w:b w:val="0"/>
+          <w:color w:val="000000"/>
           <w:sz w:val="24"/>
           <w:szCs w:val="24"/>
         </w:rPr>
@@ -455,6 +591,8 @@
       <w:r>
         <w:rPr>
           <w:rFonts w:ascii="Arial" w:hAnsi="Arial" w:cs="Arial"/>
+          <w:b w:val="0"/>
+          <w:color w:val="000000"/>
           <w:sz w:val="24"/>
           <w:szCs w:val="24"/>
         </w:rPr>
@@ -463,6 +601,7 @@
       <w:r>
         <w:rPr>
           <w:rFonts w:ascii="Arial" w:hAnsi="Arial" w:cs="Arial"/>
+          <w:color w:val="000000"/>
           <w:sz w:val="24"/>
           <w:szCs w:val="24"/>
         </w:rPr>
@@ -471,15 +610,75 @@
       <w:r>
         <w:rPr>
           <w:rFonts w:ascii="Arial" w:hAnsi="Arial" w:cs="Arial"/>
-          <w:sz w:val="24"/>
-          <w:szCs w:val="24"/>
-        </w:rPr>
-        <w:t xml:space="preserve">; E o responsável técnico pela medição Régis Campo da Silva, brasileiro, casado, técnico em agropecuária, C.I. n°. 1.936.653 – SPTC/ES, CPF/MF n°. 111.985.197-11, residente e domiciliado no Córrego </w:t>
+          <w:color w:val="000000"/>
+          <w:sz w:val="24"/>
+          <w:szCs w:val="24"/>
+        </w:rPr>
+        <w:t xml:space="preserve">; E o responsável técnico pela medição </w:t>
+      </w:r>
+      <w:r>
+        <w:rPr>
+          <w:rFonts w:ascii="Arial" w:hAnsi="Arial" w:cs="Arial"/>
+          <w:b w:val="0"/>
+          <w:bCs/>
+          <w:color w:val="000000"/>
+          <w:sz w:val="24"/>
+          <w:szCs w:val="24"/>
+        </w:rPr>
+        <w:t>Régis Campo da Silva</w:t>
+      </w:r>
+      <w:r>
+        <w:rPr>
+          <w:rFonts w:ascii="Arial" w:hAnsi="Arial" w:cs="Arial"/>
+          <w:color w:val="000000"/>
+          <w:sz w:val="24"/>
+          <w:szCs w:val="24"/>
+        </w:rPr>
+        <w:t xml:space="preserve">, brasileiro, casado, técnico em agropecuária, C.I. n°. </w:t>
+      </w:r>
+      <w:r>
+        <w:rPr>
+          <w:rFonts w:ascii="Arial" w:hAnsi="Arial" w:cs="Arial"/>
+          <w:b w:val="0"/>
+          <w:color w:val="000000"/>
+          <w:sz w:val="24"/>
+          <w:szCs w:val="24"/>
+        </w:rPr>
+        <w:t>1.936.653</w:t>
+      </w:r>
+      <w:r>
+        <w:rPr>
+          <w:rFonts w:ascii="Arial" w:hAnsi="Arial" w:cs="Arial"/>
+          <w:color w:val="000000"/>
+          <w:sz w:val="24"/>
+          <w:szCs w:val="24"/>
+        </w:rPr>
+        <w:t xml:space="preserve"> – SPTC/ES, CPF/MF n°. </w:t>
+      </w:r>
+      <w:r>
+        <w:rPr>
+          <w:rFonts w:ascii="Arial" w:hAnsi="Arial" w:cs="Arial"/>
+          <w:b w:val="0"/>
+          <w:color w:val="000000"/>
+          <w:sz w:val="24"/>
+          <w:szCs w:val="24"/>
+        </w:rPr>
+        <w:t>111.985.197-11</w:t>
+      </w:r>
+      <w:r>
+        <w:rPr>
+          <w:rFonts w:ascii="Arial" w:hAnsi="Arial" w:cs="Arial"/>
+          <w:color w:val="000000"/>
+          <w:sz w:val="24"/>
+          <w:szCs w:val="24"/>
+        </w:rPr>
+        <w:t xml:space="preserve">, residente e domiciliado no Córrego </w:t>
       </w:r>
       <w:proofErr w:type="spellStart"/>
       <w:r>
         <w:rPr>
           <w:rFonts w:ascii="Arial" w:hAnsi="Arial" w:cs="Arial"/>
+          <w:color w:val="000000"/>
           <w:sz w:val="24"/>
           <w:szCs w:val="24"/>
         </w:rPr>
@@ -489,6 +688,7 @@
       <w:r>
         <w:rPr>
           <w:rFonts w:ascii="Arial" w:hAnsi="Arial" w:cs="Arial"/>
+          <w:color w:val="000000"/>
           <w:sz w:val="24"/>
           <w:szCs w:val="24"/>
         </w:rPr>
@@ -498,6 +698,7 @@
       <w:r>
         <w:rPr>
           <w:rFonts w:ascii="Arial" w:hAnsi="Arial" w:cs="Arial"/>
+          <w:color w:val="000000"/>
           <w:sz w:val="24"/>
           <w:szCs w:val="24"/>
         </w:rPr>
@@ -507,6 +708,7 @@
       <w:r>
         <w:rPr>
           <w:rFonts w:ascii="Arial" w:hAnsi="Arial" w:cs="Arial"/>
+          <w:color w:val="000000"/>
           <w:sz w:val="24"/>
           <w:szCs w:val="24"/>
         </w:rPr>
@@ -546,11 +748,6 @@
         </w:tabs>
         <w:spacing w:after="0" w:line="240" w:lineRule="auto"/>
         <w:jc w:val="both"/>
-        <w:rPr>
-          <w:rFonts w:ascii="Arial" w:hAnsi="Arial" w:cs="Arial"/>
-          <w:sz w:val="24"/>
-          <w:szCs w:val="24"/>
-        </w:rPr>
       </w:pPr>
       <w:r>
         <w:rPr>
@@ -581,6 +778,8 @@
       <w:r>
         <w:rPr>
           <w:rFonts w:ascii="Arial" w:hAnsi="Arial" w:cs="Arial"/>
+          <w:b w:val="0"/>
+          <w:color w:val="000000"/>
           <w:sz w:val="24"/>
           <w:szCs w:val="24"/>
         </w:rPr>
@@ -613,24 +812,30 @@
       <w:r>
         <w:rPr>
           <w:rFonts w:ascii="Arial" w:hAnsi="Arial" w:cs="Arial"/>
-          <w:sz w:val="24"/>
-          <w:szCs w:val="24"/>
+          <w:b w:val="0"/>
+          <w:sz w:val="24"/>
+          <w:szCs w:val="24"/>
+          <w:u w:val="single"/>
         </w:rPr>
         <w:t>AREA DO IMOVEL</w:t>
       </w:r>
       <w:r>
         <w:rPr>
           <w:rFonts w:ascii="Arial" w:hAnsi="Arial" w:cs="Arial"/>
-          <w:sz w:val="24"/>
-          <w:szCs w:val="24"/>
+          <w:b w:val="0"/>
+          <w:sz w:val="24"/>
+          <w:szCs w:val="24"/>
+          <w:u w:val="single"/>
         </w:rPr>
         <w:t xml:space="preserve"> </w:t>
       </w:r>
       <w:r>
         <w:rPr>
           <w:rFonts w:ascii="Arial" w:hAnsi="Arial" w:cs="Arial"/>
-          <w:sz w:val="24"/>
-          <w:szCs w:val="24"/>
+          <w:b w:val="0"/>
+          <w:sz w:val="24"/>
+          <w:szCs w:val="24"/>
+          <w:u w:val="single"/>
         </w:rPr>
         <w:t>há)</w:t>
       </w:r>
@@ -653,6 +858,8 @@
       <w:r>
         <w:rPr>
           <w:rFonts w:ascii="Arial" w:hAnsi="Arial" w:cs="Arial"/>
+          <w:b w:val="0"/>
+          <w:color w:val="000000"/>
           <w:sz w:val="24"/>
           <w:szCs w:val="24"/>
         </w:rPr>
@@ -661,6 +868,8 @@
       <w:r>
         <w:rPr>
           <w:rFonts w:ascii="Arial" w:hAnsi="Arial" w:cs="Arial"/>
+          <w:b w:val="0"/>
+          <w:color w:val="000000"/>
           <w:sz w:val="24"/>
           <w:szCs w:val="24"/>
         </w:rPr>
@@ -669,6 +878,8 @@
       <w:r>
         <w:rPr>
           <w:rFonts w:ascii="Arial" w:hAnsi="Arial" w:cs="Arial"/>
+          <w:b w:val="0"/>
+          <w:color w:val="000000"/>
           <w:sz w:val="24"/>
           <w:szCs w:val="24"/>
         </w:rPr>
@@ -677,6 +888,8 @@
       <w:r>
         <w:rPr>
           <w:rFonts w:ascii="Arial" w:hAnsi="Arial" w:cs="Arial"/>
+          <w:b w:val="0"/>
+          <w:color w:val="000000"/>
           <w:sz w:val="24"/>
           <w:szCs w:val="24"/>
         </w:rPr>
@@ -709,32 +922,40 @@
       <w:r>
         <w:rPr>
           <w:rFonts w:ascii="Arial" w:hAnsi="Arial" w:cs="Arial"/>
-          <w:sz w:val="24"/>
-          <w:szCs w:val="24"/>
+          <w:b w:val="0"/>
+          <w:sz w:val="24"/>
+          <w:szCs w:val="24"/>
+          <w:u w:val="single"/>
         </w:rPr>
         <w:t>COMARCA ONDE O IMOVEL ESTÁ REGISTRADO</w:t>
       </w:r>
       <w:r>
         <w:rPr>
           <w:rFonts w:ascii="Arial" w:hAnsi="Arial" w:cs="Arial"/>
-          <w:sz w:val="24"/>
-          <w:szCs w:val="24"/>
+          <w:b w:val="0"/>
+          <w:sz w:val="24"/>
+          <w:szCs w:val="24"/>
+          <w:u w:val="single"/>
         </w:rPr>
         <w:t xml:space="preserve"> </w:t>
       </w:r>
       <w:r>
         <w:rPr>
           <w:rFonts w:ascii="Arial" w:hAnsi="Arial" w:cs="Arial"/>
-          <w:sz w:val="24"/>
-          <w:szCs w:val="24"/>
+          <w:b w:val="0"/>
+          <w:sz w:val="24"/>
+          <w:szCs w:val="24"/>
+          <w:u w:val="single"/>
         </w:rPr>
         <w:t>–</w:t>
       </w:r>
       <w:r>
         <w:rPr>
           <w:rFonts w:ascii="Arial" w:hAnsi="Arial" w:cs="Arial"/>
-          <w:sz w:val="24"/>
-          <w:szCs w:val="24"/>
+          <w:b w:val="0"/>
+          <w:sz w:val="24"/>
+          <w:szCs w:val="24"/>
+          <w:u w:val="single"/>
         </w:rPr>
         <w:t xml:space="preserve"> ES</w:t>
       </w:r>
@@ -757,6 +978,8 @@
       <w:r>
         <w:rPr>
           <w:rFonts w:ascii="Arial" w:hAnsi="Arial" w:cs="Arial"/>
+          <w:b w:val="0"/>
+          <w:bCs/>
           <w:sz w:val="24"/>
           <w:szCs w:val="24"/>
         </w:rPr>
@@ -781,6 +1004,8 @@
       <w:r>
         <w:rPr>
           <w:rFonts w:ascii="Arial" w:hAnsi="Arial" w:cs="Arial"/>
+          <w:b w:val="0"/>
+          <w:bCs/>
           <w:sz w:val="24"/>
           <w:szCs w:val="24"/>
         </w:rPr>
@@ -789,6 +1014,8 @@
       <w:r>
         <w:rPr>
           <w:rFonts w:ascii="Arial" w:hAnsi="Arial" w:cs="Arial"/>
+          <w:b w:val="0"/>
+          <w:bCs/>
           <w:sz w:val="24"/>
           <w:szCs w:val="24"/>
         </w:rPr>
@@ -832,11 +1059,6 @@
         </w:tabs>
         <w:spacing w:after="0" w:line="240" w:lineRule="auto"/>
         <w:jc w:val="both"/>
-        <w:rPr>
-          <w:rFonts w:ascii="Arial" w:hAnsi="Arial" w:cs="Arial"/>
-          <w:sz w:val="24"/>
-          <w:szCs w:val="24"/>
-        </w:rPr>
       </w:pPr>
       <w:r>
         <w:rPr>
@@ -849,6 +1071,9 @@
       <w:r>
         <w:rPr>
           <w:rFonts w:ascii="Arial" w:hAnsi="Arial" w:cs="Arial"/>
+          <w:b w:val="0"/>
+          <w:bCs/>
+          <w:color w:val="000000"/>
           <w:sz w:val="24"/>
           <w:szCs w:val="24"/>
         </w:rPr>
@@ -857,6 +1082,9 @@
       <w:r>
         <w:rPr>
           <w:rFonts w:ascii="Arial" w:hAnsi="Arial" w:cs="Arial"/>
+          <w:b w:val="0"/>
+          <w:bCs/>
+          <w:color w:val="000000"/>
           <w:sz w:val="24"/>
           <w:szCs w:val="24"/>
         </w:rPr>
@@ -865,6 +1093,9 @@
       <w:r>
         <w:rPr>
           <w:rFonts w:ascii="Arial" w:hAnsi="Arial" w:cs="Arial"/>
+          <w:b w:val="0"/>
+          <w:bCs/>
+          <w:color w:val="000000"/>
           <w:sz w:val="24"/>
           <w:szCs w:val="24"/>
         </w:rPr>
@@ -873,6 +1104,9 @@
       <w:r>
         <w:rPr>
           <w:rFonts w:ascii="Arial" w:hAnsi="Arial" w:cs="Arial"/>
+          <w:b w:val="0"/>
+          <w:bCs/>
+          <w:color w:val="000000"/>
           <w:sz w:val="24"/>
           <w:szCs w:val="24"/>
         </w:rPr>
@@ -881,10 +1115,23 @@
       <w:r>
         <w:rPr>
           <w:rFonts w:ascii="Arial" w:hAnsi="Arial" w:cs="Arial"/>
-          <w:sz w:val="24"/>
-          <w:szCs w:val="24"/>
-        </w:rPr>
-        <w:t xml:space="preserve"> mil reais)</w:t>
+          <w:b w:val="0"/>
+          <w:bCs/>
+          <w:color w:val="000000"/>
+          <w:sz w:val="24"/>
+          <w:szCs w:val="24"/>
+        </w:rPr>
+        <w:t xml:space="preserve"> mil reais</w:t>
+      </w:r>
+      <w:r>
+        <w:rPr>
+          <w:rFonts w:ascii="Arial" w:hAnsi="Arial" w:cs="Arial"/>
+          <w:b w:val="0"/>
+          <w:color w:val="000000"/>
+          <w:sz w:val="24"/>
+          <w:szCs w:val="24"/>
+        </w:rPr>
+        <w:t>)</w:t>
       </w:r>
       <w:r>
         <w:rPr>
@@ -919,11 +1166,6 @@
         </w:tabs>
         <w:spacing w:after="0" w:line="240" w:lineRule="auto"/>
         <w:jc w:val="both"/>
-        <w:rPr>
-          <w:rFonts w:ascii="Arial" w:hAnsi="Arial" w:cs="Arial"/>
-          <w:sz w:val="24"/>
-          <w:szCs w:val="24"/>
-        </w:rPr>
       </w:pPr>
       <w:r>
         <w:rPr>
@@ -944,6 +1186,8 @@
       <w:r>
         <w:rPr>
           <w:rFonts w:ascii="Arial" w:hAnsi="Arial" w:cs="Arial"/>
+          <w:b w:val="0"/>
+          <w:bCs/>
           <w:sz w:val="24"/>
           <w:szCs w:val="24"/>
         </w:rPr>
@@ -952,6 +1196,8 @@
       <w:r>
         <w:rPr>
           <w:rFonts w:ascii="Arial" w:hAnsi="Arial" w:cs="Arial"/>
+          <w:b w:val="0"/>
+          <w:bCs/>
           <w:sz w:val="24"/>
           <w:szCs w:val="24"/>
         </w:rPr>
@@ -960,6 +1206,8 @@
       <w:r>
         <w:rPr>
           <w:rFonts w:ascii="Arial" w:hAnsi="Arial" w:cs="Arial"/>
+          <w:b w:val="0"/>
+          <w:bCs/>
           <w:sz w:val="24"/>
           <w:szCs w:val="24"/>
         </w:rPr>
@@ -998,11 +1246,6 @@
         </w:tabs>
         <w:spacing w:after="0" w:line="240" w:lineRule="auto"/>
         <w:jc w:val="both"/>
-        <w:rPr>
-          <w:rFonts w:ascii="Arial" w:hAnsi="Arial" w:cs="Arial"/>
-          <w:sz w:val="24"/>
-          <w:szCs w:val="24"/>
-        </w:rPr>
       </w:pPr>
       <w:r>
         <w:rPr>
@@ -1023,6 +1266,8 @@
       <w:r>
         <w:rPr>
           <w:rFonts w:ascii="Arial" w:hAnsi="Arial" w:cs="Arial"/>
+          <w:b w:val="0"/>
+          <w:bCs/>
           <w:sz w:val="24"/>
           <w:szCs w:val="24"/>
         </w:rPr>
@@ -1031,6 +1276,7 @@
       <w:r>
         <w:rPr>
           <w:rFonts w:ascii="Arial" w:hAnsi="Arial" w:cs="Arial"/>
+          <w:b w:val="0"/>
           <w:sz w:val="24"/>
           <w:szCs w:val="24"/>
         </w:rPr>
@@ -1069,11 +1315,6 @@
         </w:tabs>
         <w:spacing w:after="0" w:line="240" w:lineRule="auto"/>
         <w:jc w:val="both"/>
-        <w:rPr>
-          <w:rFonts w:ascii="Arial" w:hAnsi="Arial" w:cs="Arial"/>
-          <w:sz w:val="24"/>
-          <w:szCs w:val="24"/>
-        </w:rPr>
       </w:pPr>
       <w:r>
         <w:rPr>
@@ -1095,6 +1336,7 @@
       <w:r>
         <w:rPr>
           <w:rFonts w:ascii="Arial" w:hAnsi="Arial" w:cs="Arial"/>
+          <w:b w:val="0"/>
           <w:sz w:val="24"/>
           <w:szCs w:val="24"/>
         </w:rPr>
@@ -1103,6 +1345,7 @@
       <w:r>
         <w:rPr>
           <w:rFonts w:ascii="Arial" w:hAnsi="Arial" w:cs="Arial"/>
+          <w:b w:val="0"/>
           <w:sz w:val="24"/>
           <w:szCs w:val="24"/>
         </w:rPr>
@@ -1111,6 +1354,7 @@
       <w:r>
         <w:rPr>
           <w:rFonts w:ascii="Arial" w:hAnsi="Arial" w:cs="Arial"/>
+          <w:b w:val="0"/>
           <w:sz w:val="24"/>
           <w:szCs w:val="24"/>
         </w:rPr>
@@ -1120,6 +1364,7 @@
       <w:r>
         <w:rPr>
           <w:rFonts w:ascii="Arial" w:hAnsi="Arial" w:cs="Arial"/>
+          <w:b w:val="0"/>
           <w:sz w:val="24"/>
           <w:szCs w:val="24"/>
         </w:rPr>
@@ -1128,6 +1373,7 @@
       <w:r>
         <w:rPr>
           <w:rFonts w:ascii="Arial" w:hAnsi="Arial" w:cs="Arial"/>
+          <w:b w:val="0"/>
           <w:sz w:val="24"/>
           <w:szCs w:val="24"/>
         </w:rPr>
@@ -1151,11 +1397,6 @@
         </w:tabs>
         <w:spacing w:after="0" w:line="240" w:lineRule="auto"/>
         <w:jc w:val="both"/>
-        <w:rPr>
-          <w:rFonts w:ascii="Arial" w:hAnsi="Arial" w:cs="Arial"/>
-          <w:sz w:val="24"/>
-          <w:szCs w:val="24"/>
-        </w:rPr>
       </w:pPr>
     </w:p>
     <w:p>
@@ -1171,11 +1412,6 @@
         </w:tabs>
         <w:spacing w:after="0" w:line="240" w:lineRule="auto"/>
         <w:jc w:val="both"/>
-        <w:rPr>
-          <w:rFonts w:ascii="Arial" w:hAnsi="Arial" w:cs="Arial"/>
-          <w:sz w:val="24"/>
-          <w:szCs w:val="24"/>
-        </w:rPr>
       </w:pPr>
       <w:r>
         <w:rPr>
@@ -1196,6 +1432,8 @@
       <w:r>
         <w:rPr>
           <w:rFonts w:ascii="Arial" w:hAnsi="Arial" w:cs="Arial"/>
+          <w:b w:val="0"/>
+          <w:bCs/>
           <w:sz w:val="24"/>
           <w:szCs w:val="24"/>
         </w:rPr>
@@ -1204,6 +1442,8 @@
       <w:r>
         <w:rPr>
           <w:rFonts w:ascii="Arial" w:hAnsi="Arial" w:cs="Arial"/>
+          <w:b w:val="0"/>
+          <w:bCs/>
           <w:sz w:val="24"/>
           <w:szCs w:val="24"/>
         </w:rPr>
@@ -1228,6 +1468,8 @@
       <w:r>
         <w:rPr>
           <w:rFonts w:ascii="Arial" w:hAnsi="Arial" w:cs="Arial"/>
+          <w:b w:val="0"/>
+          <w:bCs/>
           <w:sz w:val="24"/>
           <w:szCs w:val="24"/>
         </w:rPr>
@@ -1236,6 +1478,8 @@
       <w:r>
         <w:rPr>
           <w:rFonts w:ascii="Arial" w:hAnsi="Arial" w:cs="Arial"/>
+          <w:b w:val="0"/>
+          <w:bCs/>
           <w:sz w:val="24"/>
           <w:szCs w:val="24"/>
         </w:rPr>
@@ -1244,6 +1488,9 @@
       <w:r>
         <w:rPr>
           <w:rFonts w:ascii="Arial" w:hAnsi="Arial" w:cs="Arial"/>
+          <w:b w:val="0"/>
+          <w:bCs/>
+          <w:spacing w:val="-5"/>
           <w:sz w:val="24"/>
           <w:szCs w:val="24"/>
         </w:rPr>
@@ -1268,6 +1515,8 @@
       <w:r>
         <w:rPr>
           <w:rFonts w:ascii="Arial" w:hAnsi="Arial" w:cs="Arial"/>
+          <w:b w:val="0"/>
+          <w:bCs/>
           <w:sz w:val="24"/>
           <w:szCs w:val="24"/>
         </w:rPr>
@@ -1276,6 +1525,8 @@
       <w:r>
         <w:rPr>
           <w:rFonts w:ascii="Arial" w:hAnsi="Arial" w:cs="Arial"/>
+          <w:b w:val="0"/>
+          <w:bCs/>
           <w:sz w:val="24"/>
           <w:szCs w:val="24"/>
         </w:rPr>
@@ -1300,6 +1551,8 @@
       <w:r>
         <w:rPr>
           <w:rFonts w:ascii="Arial" w:hAnsi="Arial" w:cs="Arial"/>
+          <w:b w:val="0"/>
+          <w:bCs/>
           <w:sz w:val="24"/>
           <w:szCs w:val="24"/>
         </w:rPr>
@@ -1308,6 +1561,8 @@
       <w:r>
         <w:rPr>
           <w:rFonts w:ascii="Arial" w:hAnsi="Arial" w:cs="Arial"/>
+          <w:b w:val="0"/>
+          <w:bCs/>
           <w:sz w:val="24"/>
           <w:szCs w:val="24"/>
         </w:rPr>
@@ -1316,6 +1571,8 @@
       <w:r>
         <w:rPr>
           <w:rFonts w:ascii="Arial" w:hAnsi="Arial" w:cs="Arial"/>
+          <w:b w:val="0"/>
+          <w:bCs/>
           <w:sz w:val="24"/>
           <w:szCs w:val="24"/>
         </w:rPr>
@@ -1337,11 +1594,6 @@
           <w:tab w:val="left" w:pos="3555"/>
         </w:tabs>
         <w:jc w:val="both"/>
-        <w:rPr>
-          <w:rFonts w:ascii="Arial" w:hAnsi="Arial" w:cs="Arial"/>
-          <w:sz w:val="24"/>
-          <w:szCs w:val="24"/>
-        </w:rPr>
       </w:pPr>
     </w:p>
     <w:p>
@@ -1374,6 +1626,8 @@
       <w:r>
         <w:rPr>
           <w:rFonts w:ascii="Arial" w:hAnsi="Arial" w:cs="Arial"/>
+          <w:b w:val="0"/>
+          <w:bCs/>
           <w:sz w:val="24"/>
           <w:szCs w:val="24"/>
         </w:rPr>
@@ -1391,6 +1645,8 @@
       <w:r>
         <w:rPr>
           <w:rFonts w:ascii="Arial" w:hAnsi="Arial" w:cs="Arial"/>
+          <w:b w:val="0"/>
+          <w:bCs/>
           <w:sz w:val="24"/>
           <w:szCs w:val="24"/>
         </w:rPr>
@@ -1400,6 +1656,8 @@
       <w:r>
         <w:rPr>
           <w:rFonts w:ascii="Arial" w:hAnsi="Arial" w:cs="Arial"/>
+          <w:b w:val="0"/>
+          <w:bCs/>
           <w:sz w:val="24"/>
           <w:szCs w:val="24"/>
         </w:rPr>
@@ -1408,6 +1666,8 @@
       <w:r>
         <w:rPr>
           <w:rFonts w:ascii="Arial" w:hAnsi="Arial" w:cs="Arial"/>
+          <w:b w:val="0"/>
+          <w:bCs/>
           <w:sz w:val="24"/>
           <w:szCs w:val="24"/>
         </w:rPr>
@@ -1449,11 +1709,6 @@
         </w:tabs>
         <w:spacing w:after="0" w:line="240" w:lineRule="auto"/>
         <w:jc w:val="both"/>
-        <w:rPr>
-          <w:rFonts w:ascii="Arial" w:hAnsi="Arial" w:cs="Arial"/>
-          <w:sz w:val="24"/>
-          <w:szCs w:val="24"/>
-        </w:rPr>
       </w:pPr>
       <w:r>
         <w:rPr>
@@ -1488,11 +1743,6 @@
         </w:tabs>
         <w:spacing w:after="0" w:line="240" w:lineRule="auto"/>
         <w:jc w:val="both"/>
-        <w:rPr>
-          <w:rFonts w:ascii="Arial" w:hAnsi="Arial" w:cs="Arial"/>
-          <w:sz w:val="24"/>
-          <w:szCs w:val="24"/>
-        </w:rPr>
       </w:pPr>
       <w:r>
         <w:rPr>
@@ -1527,11 +1777,6 @@
         </w:tabs>
         <w:spacing w:after="0" w:line="240" w:lineRule="auto"/>
         <w:jc w:val="both"/>
-        <w:rPr>
-          <w:rFonts w:ascii="Arial" w:hAnsi="Arial" w:cs="Arial"/>
-          <w:sz w:val="24"/>
-          <w:szCs w:val="24"/>
-        </w:rPr>
       </w:pPr>
       <w:r>
         <w:rPr>
@@ -1552,6 +1797,7 @@
       <w:r>
         <w:rPr>
           <w:rFonts w:ascii="Arial" w:hAnsi="Arial" w:cs="Arial"/>
+          <w:b w:val="0"/>
           <w:sz w:val="24"/>
           <w:szCs w:val="24"/>
         </w:rPr>
@@ -1568,6 +1814,8 @@
       <w:r>
         <w:rPr>
           <w:rFonts w:ascii="Arial" w:hAnsi="Arial" w:cs="Arial"/>
+          <w:b w:val="0"/>
+          <w:bCs/>
           <w:sz w:val="24"/>
           <w:szCs w:val="24"/>
         </w:rPr>
@@ -1592,6 +1840,8 @@
       <w:r>
         <w:rPr>
           <w:rFonts w:ascii="Arial" w:hAnsi="Arial" w:cs="Arial"/>
+          <w:b w:val="0"/>
+          <w:bCs/>
           <w:sz w:val="24"/>
           <w:szCs w:val="24"/>
         </w:rPr>
@@ -1600,6 +1850,8 @@
       <w:r>
         <w:rPr>
           <w:rFonts w:ascii="Arial" w:hAnsi="Arial" w:cs="Arial"/>
+          <w:b w:val="0"/>
+          <w:bCs/>
           <w:sz w:val="24"/>
           <w:szCs w:val="24"/>
         </w:rPr>
@@ -1608,6 +1860,8 @@
       <w:r>
         <w:rPr>
           <w:rFonts w:ascii="Arial" w:hAnsi="Arial" w:cs="Arial"/>
+          <w:b w:val="0"/>
+          <w:bCs/>
           <w:sz w:val="24"/>
           <w:szCs w:val="24"/>
         </w:rPr>
@@ -1616,6 +1870,8 @@
       <w:r>
         <w:rPr>
           <w:rFonts w:ascii="Arial" w:hAnsi="Arial" w:cs="Arial"/>
+          <w:b w:val="0"/>
+          <w:bCs/>
           <w:sz w:val="24"/>
           <w:szCs w:val="24"/>
         </w:rPr>
@@ -1627,7 +1883,7 @@
           <w:sz w:val="24"/>
           <w:szCs w:val="24"/>
         </w:rPr>
-        <w:t xml:space="preserve"> baseados nos documentos mencionados e anexos ao presente, e, ainda, de </w:t>
+        <w:t xml:space="preserve"> baseados nos documentos mencionados e anexos ao presente, e, ainda, </w:t>
       </w:r>
       <w:r>
         <w:rPr>
@@ -1636,7 +1892,7 @@
           <w:szCs w:val="24"/>
         </w:rPr>
         <w:lastRenderedPageBreak/>
-        <w:t>conformidade com o art. 213, item II, da Lei nº. 6.015/1973, sujeitando-se aos emolumentos legais;</w:t>
+        <w:t>de conformidade com o art. 213, item II, da Lei nº. 6.015/1973, sujeitando-se aos emolumentos legais;</w:t>
       </w:r>
     </w:p>
     <w:p>
@@ -1663,11 +1919,6 @@
         </w:tabs>
         <w:spacing w:after="0" w:line="240" w:lineRule="auto"/>
         <w:jc w:val="both"/>
-        <w:rPr>
-          <w:rFonts w:ascii="Arial" w:hAnsi="Arial" w:cs="Arial"/>
-          <w:sz w:val="24"/>
-          <w:szCs w:val="24"/>
-        </w:rPr>
       </w:pPr>
       <w:r>
         <w:rPr>
@@ -1719,11 +1970,6 @@
         </w:tabs>
         <w:spacing w:after="0" w:line="240" w:lineRule="auto"/>
         <w:jc w:val="both"/>
-        <w:rPr>
-          <w:rFonts w:ascii="Arial" w:hAnsi="Arial" w:cs="Arial"/>
-          <w:sz w:val="24"/>
-          <w:szCs w:val="24"/>
-        </w:rPr>
       </w:pPr>
       <w:r>
         <w:rPr>
@@ -1743,11 +1989,6 @@
         </w:tabs>
         <w:spacing w:after="0" w:line="240" w:lineRule="auto"/>
         <w:jc w:val="both"/>
-        <w:rPr>
-          <w:rFonts w:ascii="Arial" w:hAnsi="Arial" w:cs="Arial"/>
-          <w:sz w:val="24"/>
-          <w:szCs w:val="24"/>
-        </w:rPr>
       </w:pPr>
       <w:r>
         <w:rPr>
@@ -1782,11 +2023,6 @@
         </w:tabs>
         <w:spacing w:after="0" w:line="240" w:lineRule="auto"/>
         <w:jc w:val="right"/>
-        <w:rPr>
-          <w:rFonts w:ascii="Arial" w:hAnsi="Arial" w:cs="Arial"/>
-          <w:sz w:val="24"/>
-          <w:szCs w:val="24"/>
-        </w:rPr>
       </w:pPr>
       <w:r>
         <w:rPr>
@@ -1930,11 +2166,6 @@
         </w:tabs>
         <w:spacing w:after="0" w:line="240" w:lineRule="auto"/>
         <w:jc w:val="both"/>
-        <w:rPr>
-          <w:rFonts w:ascii="Arial" w:hAnsi="Arial" w:cs="Arial"/>
-          <w:sz w:val="24"/>
-          <w:szCs w:val="24"/>
-        </w:rPr>
       </w:pPr>
       <w:r>
         <w:rPr>
@@ -1955,16 +2186,10 @@
       </w:r>
     </w:p>
     <w:p>
-      <w:pPr>
-        <w:rPr>
-          <w:rFonts w:ascii="Arial" w:hAnsi="Arial" w:cs="Arial"/>
-          <w:sz w:val="24"/>
-          <w:szCs w:val="24"/>
-        </w:rPr>
-      </w:pPr>
-      <w:r>
-        <w:rPr>
-          <w:rFonts w:ascii="Arial" w:hAnsi="Arial" w:cs="Arial"/>
+      <w:r>
+        <w:rPr>
+          <w:rFonts w:ascii="Arial" w:hAnsi="Arial" w:cs="Arial"/>
+          <w:b w:val="0"/>
           <w:sz w:val="24"/>
           <w:szCs w:val="24"/>
         </w:rPr>
@@ -1973,6 +2198,7 @@
       <w:r>
         <w:rPr>
           <w:rFonts w:ascii="Arial" w:hAnsi="Arial" w:cs="Arial"/>
+          <w:b w:val="0"/>
           <w:sz w:val="24"/>
           <w:szCs w:val="24"/>
         </w:rPr>
@@ -1981,6 +2207,7 @@
       <w:r>
         <w:rPr>
           <w:rFonts w:ascii="Arial" w:hAnsi="Arial" w:cs="Arial"/>
+          <w:b w:val="0"/>
           <w:sz w:val="24"/>
           <w:szCs w:val="24"/>
         </w:rPr>
@@ -1989,6 +2216,7 @@
       <w:r>
         <w:rPr>
           <w:rFonts w:ascii="Arial" w:hAnsi="Arial" w:cs="Arial"/>
+          <w:b w:val="0"/>
           <w:sz w:val="24"/>
           <w:szCs w:val="24"/>
         </w:rPr>
@@ -2031,6 +2259,8 @@
       <w:r>
         <w:rPr>
           <w:rFonts w:ascii="Arial" w:hAnsi="Arial" w:cs="Arial"/>
+          <w:b w:val="0"/>
+          <w:color w:val="000000"/>
           <w:sz w:val="24"/>
           <w:szCs w:val="24"/>
         </w:rPr>
@@ -2039,6 +2269,8 @@
       <w:r>
         <w:rPr>
           <w:rFonts w:ascii="Arial" w:hAnsi="Arial" w:cs="Arial"/>
+          <w:b w:val="0"/>
+          <w:color w:val="000000"/>
           <w:sz w:val="24"/>
           <w:szCs w:val="24"/>
         </w:rPr>
@@ -2054,15 +2286,11 @@
         </w:tabs>
         <w:spacing w:after="0" w:line="240" w:lineRule="auto"/>
         <w:jc w:val="both"/>
-        <w:rPr>
-          <w:rFonts w:ascii="Arial" w:hAnsi="Arial" w:cs="Arial"/>
-          <w:sz w:val="24"/>
-          <w:szCs w:val="24"/>
-        </w:rPr>
-      </w:pPr>
-      <w:r>
-        <w:rPr>
-          <w:rFonts w:ascii="Arial" w:hAnsi="Arial" w:cs="Arial"/>
+      </w:pPr>
+      <w:r>
+        <w:rPr>
+          <w:rFonts w:ascii="Arial" w:hAnsi="Arial" w:cs="Arial"/>
+          <w:color w:val="000000"/>
           <w:sz w:val="24"/>
           <w:szCs w:val="24"/>
         </w:rPr>
@@ -2071,6 +2299,7 @@
       <w:r>
         <w:rPr>
           <w:rFonts w:ascii="Arial" w:hAnsi="Arial" w:cs="Arial"/>
+          <w:color w:val="000000"/>
           <w:sz w:val="24"/>
           <w:szCs w:val="24"/>
         </w:rPr>
@@ -2079,6 +2308,7 @@
       <w:r>
         <w:rPr>
           <w:rFonts w:ascii="Arial" w:hAnsi="Arial" w:cs="Arial"/>
+          <w:color w:val="000000"/>
           <w:sz w:val="24"/>
           <w:szCs w:val="24"/>
         </w:rPr>
@@ -2087,6 +2317,7 @@
       <w:r>
         <w:rPr>
           <w:rFonts w:ascii="Arial" w:hAnsi="Arial" w:cs="Arial"/>
+          <w:color w:val="000000"/>
           <w:sz w:val="24"/>
           <w:szCs w:val="24"/>
         </w:rPr>
@@ -2095,6 +2326,7 @@
       <w:r>
         <w:rPr>
           <w:rFonts w:ascii="Arial" w:hAnsi="Arial" w:cs="Arial"/>
+          <w:color w:val="000000"/>
           <w:sz w:val="24"/>
           <w:szCs w:val="24"/>
         </w:rPr>
@@ -2103,6 +2335,7 @@
       <w:r>
         <w:rPr>
           <w:rFonts w:ascii="Arial" w:hAnsi="Arial" w:cs="Arial"/>
+          <w:color w:val="000000"/>
           <w:sz w:val="24"/>
           <w:szCs w:val="24"/>
         </w:rPr>
@@ -2111,6 +2344,7 @@
       <w:r>
         <w:rPr>
           <w:rFonts w:ascii="Arial" w:hAnsi="Arial" w:cs="Arial"/>
+          <w:color w:val="000000"/>
           <w:sz w:val="24"/>
           <w:szCs w:val="24"/>
         </w:rPr>
@@ -2119,6 +2353,7 @@
       <w:r>
         <w:rPr>
           <w:rFonts w:ascii="Arial" w:hAnsi="Arial" w:cs="Arial"/>
+          <w:color w:val="000000"/>
           <w:sz w:val="24"/>
           <w:szCs w:val="24"/>
         </w:rPr>
@@ -2127,6 +2362,7 @@
       <w:r>
         <w:rPr>
           <w:rFonts w:ascii="Arial" w:hAnsi="Arial" w:cs="Arial"/>
+          <w:color w:val="000000"/>
           <w:sz w:val="24"/>
           <w:szCs w:val="24"/>
         </w:rPr>
@@ -2216,11 +2452,6 @@
         </w:tabs>
         <w:spacing w:after="0" w:line="240" w:lineRule="auto"/>
         <w:jc w:val="both"/>
-        <w:rPr>
-          <w:rFonts w:ascii="Arial" w:hAnsi="Arial" w:cs="Arial"/>
-          <w:sz w:val="24"/>
-          <w:szCs w:val="24"/>
-        </w:rPr>
       </w:pPr>
       <w:r>
         <w:rPr>
@@ -2254,11 +2485,6 @@
           <w:tab w:val="left" w:pos="709"/>
         </w:tabs>
         <w:spacing w:after="0" w:line="240" w:lineRule="auto"/>
-        <w:rPr>
-          <w:rFonts w:ascii="Arial" w:hAnsi="Arial" w:cs="Arial"/>
-          <w:sz w:val="24"/>
-          <w:szCs w:val="24"/>
-        </w:rPr>
       </w:pPr>
       <w:r>
         <w:rPr>
@@ -2276,11 +2502,6 @@
           <w:tab w:val="left" w:pos="709"/>
         </w:tabs>
         <w:spacing w:after="0" w:line="240" w:lineRule="auto"/>
-        <w:rPr>
-          <w:rFonts w:ascii="Arial" w:hAnsi="Arial" w:cs="Arial"/>
-          <w:sz w:val="24"/>
-          <w:szCs w:val="24"/>
-        </w:rPr>
       </w:pPr>
       <w:r>
         <w:rPr>
